--- a/v2/docs/role_guides/04_xai_explanation_evidence_bundle.docx
+++ b/v2/docs/role_guides/04_xai_explanation_evidence_bundle.docx
@@ -196,6 +196,15 @@
         <w:spacing w:before="0" w:after="80" w:line="280" w:lineRule="auto"/>
       </w:pPr>
       <w:r>
+        <w:t>v2/docs/20_role_file_review_matrix.md</w:t>
+      </w:r>
+    </w:p>
+    <w:p>
+      <w:pPr>
+        <w:pStyle w:val="ListBullet"/>
+        <w:spacing w:before="0" w:after="80" w:line="280" w:lineRule="auto"/>
+      </w:pPr>
+      <w:r>
         <w:t>v2/docs/agent_tasks/03_xai_agent.md</w:t>
       </w:r>
     </w:p>
@@ -310,7 +319,7 @@
               <w:br/>
               <w:t>v2/pipeline/xai_bundle.py</w:t>
               <w:br/>
-              <w:t>v2/runtime/xai.py</w:t>
+              <w:t>v2/runtime/experiment_xai.py</w:t>
               <w:br/>
               <w:t>v2/outputs/experiments/v2_15seed/xai/</w:t>
             </w:r>

--- a/v2/docs/role_guides/04_xai_explanation_evidence_bundle.docx
+++ b/v2/docs/role_guides/04_xai_explanation_evidence_bundle.docx
@@ -153,6 +153,24 @@
       </w:pPr>
       <w:r>
         <w:t>XAI 결과를 성능의 인과 증명처럼 과장하지 않고 보조 근거로 설명한다.</w:t>
+      </w:r>
+    </w:p>
+    <w:p>
+      <w:pPr>
+        <w:pStyle w:val="ListBullet"/>
+        <w:spacing w:before="0" w:after="80" w:line="280" w:lineRule="auto"/>
+      </w:pPr>
+      <w:r>
+        <w:t>[중요] 4번은 서버 안 들어감. 2번이 만든 outputs/.../xai/.cache/*.json과 xai/primary/*.csv를 git pull로 받아서 로컬에서 토큰 sanity check.</w:t>
+      </w:r>
+    </w:p>
+    <w:p>
+      <w:pPr>
+        <w:pStyle w:val="ListBullet"/>
+        <w:spacing w:before="0" w:after="80" w:line="280" w:lineRule="auto"/>
+      </w:pPr>
+      <w:r>
+        <w:t>직접 돌릴 명령은 (선택) ./run.sh e2e xai-primary --dry-run 한 번으로 sample 결정성만 확인. SHAP/LIME 본 실행은 2번이 서버에서.</w:t>
       </w:r>
     </w:p>
     <w:p>
